--- a/AI-Network-Technical-Support.docx
+++ b/AI-Network-Technical-Support.docx
@@ -257,7 +257,7 @@
       <w:pPr>
         <w:spacing w:after="0" w:line="240" w:lineRule="auto"/>
         <w:rPr>
-          <w:rFonts w:ascii="Times New Roman" w:eastAsia="Times New Roman" w:hAnsi="Times New Roman" w:cs="Times New Roman" w:hint="cs"/>
+          <w:rFonts w:ascii="Times New Roman" w:eastAsia="Times New Roman" w:hAnsi="Times New Roman" w:cs="Times New Roman"/>
           <w:sz w:val="40"/>
           <w:szCs w:val="40"/>
           <w:rtl/>
@@ -288,7 +288,7 @@
       <w:pPr>
         <w:spacing w:after="0" w:line="240" w:lineRule="auto"/>
         <w:rPr>
-          <w:rFonts w:ascii="Times New Roman" w:eastAsia="Times New Roman" w:hAnsi="Times New Roman" w:cs="Times New Roman" w:hint="cs"/>
+          <w:rFonts w:ascii="Times New Roman" w:eastAsia="Times New Roman" w:hAnsi="Times New Roman" w:cs="Times New Roman"/>
           <w:sz w:val="40"/>
           <w:szCs w:val="40"/>
           <w:rtl/>
@@ -310,7 +310,7 @@
       <w:pPr>
         <w:spacing w:after="0" w:line="240" w:lineRule="auto"/>
         <w:rPr>
-          <w:rFonts w:ascii="Times New Roman" w:eastAsia="Times New Roman" w:hAnsi="Times New Roman" w:cs="Times New Roman" w:hint="cs"/>
+          <w:rFonts w:ascii="Times New Roman" w:eastAsia="Times New Roman" w:hAnsi="Times New Roman" w:cs="Times New Roman"/>
           <w:sz w:val="40"/>
           <w:szCs w:val="40"/>
           <w:rtl/>
@@ -499,6 +499,7 @@
     </w:p>
     <w:p>
       <w:pPr>
+        <w:bidi/>
         <w:spacing w:after="0" w:line="240" w:lineRule="auto"/>
         <w:rPr>
           <w:rFonts w:ascii="Times New Roman" w:eastAsia="Times New Roman" w:hAnsi="Times New Roman" w:cs="Times New Roman"/>
@@ -569,6 +570,7 @@
     </w:p>
     <w:p>
       <w:pPr>
+        <w:bidi/>
         <w:spacing w:after="0" w:line="240" w:lineRule="auto"/>
         <w:rPr>
           <w:rFonts w:ascii="Times New Roman" w:eastAsia="Times New Roman" w:hAnsi="Times New Roman" w:cs="Times New Roman"/>
@@ -657,6 +659,7 @@
     </w:p>
     <w:p>
       <w:pPr>
+        <w:bidi/>
         <w:spacing w:after="0" w:line="240" w:lineRule="auto"/>
         <w:rPr>
           <w:rFonts w:ascii="Times New Roman" w:eastAsia="Times New Roman" w:hAnsi="Times New Roman" w:cs="Times New Roman"/>
@@ -797,6 +800,7 @@
     </w:p>
     <w:p>
       <w:pPr>
+        <w:bidi/>
         <w:spacing w:after="0" w:line="240" w:lineRule="auto"/>
         <w:rPr>
           <w:rFonts w:ascii="Times New Roman" w:eastAsia="Times New Roman" w:hAnsi="Times New Roman" w:cs="Times New Roman"/>
@@ -997,6 +1001,7 @@
     </w:p>
     <w:p>
       <w:pPr>
+        <w:bidi/>
         <w:spacing w:after="0" w:line="240" w:lineRule="auto"/>
         <w:rPr>
           <w:rFonts w:ascii="Times New Roman" w:eastAsia="Times New Roman" w:hAnsi="Times New Roman" w:cs="Times New Roman"/>
@@ -1141,6 +1146,7 @@
     </w:p>
     <w:p>
       <w:pPr>
+        <w:bidi/>
         <w:spacing w:after="0" w:line="240" w:lineRule="auto"/>
         <w:rPr>
           <w:rFonts w:ascii="Times New Roman" w:eastAsia="Times New Roman" w:hAnsi="Times New Roman" w:cs="Times New Roman"/>
@@ -1258,6 +1264,7 @@
     </w:p>
     <w:p>
       <w:pPr>
+        <w:bidi/>
         <w:spacing w:after="0" w:line="240" w:lineRule="auto"/>
         <w:rPr>
           <w:rFonts w:ascii="Times New Roman" w:eastAsia="Times New Roman" w:hAnsi="Times New Roman" w:cs="Times New Roman"/>
@@ -1339,6 +1346,7 @@
     </w:p>
     <w:p>
       <w:pPr>
+        <w:bidi/>
         <w:spacing w:after="0" w:line="240" w:lineRule="auto"/>
         <w:rPr>
           <w:rFonts w:ascii="Times New Roman" w:eastAsia="Times New Roman" w:hAnsi="Times New Roman" w:cs="Times New Roman"/>
@@ -1423,6 +1431,7 @@
     </w:p>
     <w:p>
       <w:pPr>
+        <w:bidi/>
         <w:spacing w:after="0" w:line="240" w:lineRule="auto"/>
         <w:rPr>
           <w:rFonts w:ascii="Times New Roman" w:eastAsia="Times New Roman" w:hAnsi="Times New Roman" w:cs="Times New Roman"/>
@@ -1544,6 +1553,7 @@
     </w:p>
     <w:p>
       <w:pPr>
+        <w:bidi/>
         <w:spacing w:after="0" w:line="240" w:lineRule="auto"/>
         <w:rPr>
           <w:rFonts w:ascii="Times New Roman" w:eastAsia="Times New Roman" w:hAnsi="Times New Roman" w:cs="Times New Roman"/>
@@ -1614,6 +1624,7 @@
     </w:p>
     <w:p>
       <w:pPr>
+        <w:bidi/>
         <w:spacing w:after="0" w:line="240" w:lineRule="auto"/>
         <w:rPr>
           <w:rFonts w:ascii="Times New Roman" w:eastAsia="Times New Roman" w:hAnsi="Times New Roman" w:cs="Times New Roman"/>
@@ -1667,6 +1678,7 @@
     </w:p>
     <w:p>
       <w:pPr>
+        <w:bidi/>
         <w:spacing w:after="0" w:line="240" w:lineRule="auto"/>
         <w:rPr>
           <w:rFonts w:ascii="Times New Roman" w:eastAsia="Times New Roman" w:hAnsi="Times New Roman" w:cs="Times New Roman"/>
@@ -1746,6 +1758,7 @@
     </w:p>
     <w:p>
       <w:pPr>
+        <w:bidi/>
         <w:spacing w:after="0" w:line="240" w:lineRule="auto"/>
         <w:rPr>
           <w:rFonts w:ascii="Times New Roman" w:eastAsia="Times New Roman" w:hAnsi="Times New Roman" w:cs="Times New Roman"/>
@@ -1873,6 +1886,7 @@
     </w:p>
     <w:p>
       <w:pPr>
+        <w:bidi/>
         <w:spacing w:after="0" w:line="240" w:lineRule="auto"/>
         <w:rPr>
           <w:rFonts w:ascii="Times New Roman" w:eastAsia="Times New Roman" w:hAnsi="Times New Roman" w:cs="Times New Roman"/>
@@ -1919,6 +1933,7 @@
     </w:p>
     <w:p>
       <w:pPr>
+        <w:bidi/>
         <w:spacing w:after="0" w:line="240" w:lineRule="auto"/>
         <w:rPr>
           <w:rFonts w:ascii="Times New Roman" w:eastAsia="Times New Roman" w:hAnsi="Times New Roman" w:cs="Times New Roman"/>
@@ -2025,6 +2040,7 @@
     </w:p>
     <w:p>
       <w:pPr>
+        <w:bidi/>
         <w:spacing w:after="0" w:line="240" w:lineRule="auto"/>
         <w:rPr>
           <w:rFonts w:ascii="Times New Roman" w:eastAsia="Times New Roman" w:hAnsi="Times New Roman" w:cs="Times New Roman"/>
@@ -2077,6 +2093,7 @@
     </w:p>
     <w:p>
       <w:pPr>
+        <w:bidi/>
         <w:spacing w:after="0" w:line="240" w:lineRule="auto"/>
         <w:rPr>
           <w:rFonts w:ascii="Times New Roman" w:eastAsia="Times New Roman" w:hAnsi="Times New Roman" w:cs="Times New Roman"/>
@@ -2122,6 +2139,7 @@
     </w:p>
     <w:p>
       <w:pPr>
+        <w:bidi/>
         <w:spacing w:after="0" w:line="240" w:lineRule="auto"/>
         <w:rPr>
           <w:rFonts w:ascii="Times New Roman" w:eastAsia="Times New Roman" w:hAnsi="Times New Roman" w:cs="Times New Roman"/>
@@ -2221,6 +2239,7 @@
     </w:p>
     <w:p>
       <w:pPr>
+        <w:bidi/>
         <w:spacing w:after="0" w:line="240" w:lineRule="auto"/>
         <w:rPr>
           <w:rFonts w:ascii="Times New Roman" w:eastAsia="Times New Roman" w:hAnsi="Times New Roman" w:cs="Times New Roman"/>
@@ -2274,6 +2293,7 @@
     </w:p>
     <w:p>
       <w:pPr>
+        <w:bidi/>
         <w:spacing w:after="0" w:line="240" w:lineRule="auto"/>
         <w:rPr>
           <w:rFonts w:ascii="Times New Roman" w:eastAsia="Times New Roman" w:hAnsi="Times New Roman" w:cs="Times New Roman"/>
@@ -2297,6 +2317,7 @@
           <w:ilvl w:val="0"/>
           <w:numId w:val="2"/>
         </w:numPr>
+        <w:bidi/>
         <w:spacing w:after="0" w:line="240" w:lineRule="auto"/>
         <w:rPr>
           <w:rFonts w:ascii="Times New Roman" w:eastAsia="Times New Roman" w:hAnsi="Times New Roman" w:cs="Times New Roman"/>
@@ -2363,6 +2384,7 @@
     </w:p>
     <w:p>
       <w:pPr>
+        <w:bidi/>
         <w:spacing w:after="0" w:line="240" w:lineRule="auto"/>
         <w:rPr>
           <w:rFonts w:ascii="Times New Roman" w:eastAsia="Times New Roman" w:hAnsi="Times New Roman" w:cs="Times New Roman"/>
@@ -2416,6 +2438,7 @@
     </w:p>
     <w:p>
       <w:pPr>
+        <w:bidi/>
         <w:spacing w:after="0" w:line="240" w:lineRule="auto"/>
         <w:rPr>
           <w:rFonts w:ascii="Times New Roman" w:eastAsia="Times New Roman" w:hAnsi="Times New Roman" w:cs="Times New Roman"/>
@@ -2430,7 +2453,6 @@
           <w:szCs w:val="40"/>
           <w:rtl/>
         </w:rPr>
-        <w:lastRenderedPageBreak/>
         <w:t>طرف الخادم</w:t>
       </w:r>
       <w:r>
@@ -2515,6 +2537,7 @@
     </w:p>
     <w:p>
       <w:pPr>
+        <w:bidi/>
         <w:spacing w:after="0" w:line="240" w:lineRule="auto"/>
         <w:rPr>
           <w:rFonts w:ascii="Times New Roman" w:eastAsia="Times New Roman" w:hAnsi="Times New Roman" w:cs="Times New Roman"/>
@@ -2568,6 +2591,7 @@
     </w:p>
     <w:p>
       <w:pPr>
+        <w:bidi/>
         <w:spacing w:after="0" w:line="240" w:lineRule="auto"/>
         <w:rPr>
           <w:rFonts w:ascii="Times New Roman" w:eastAsia="Times New Roman" w:hAnsi="Times New Roman" w:cs="Times New Roman"/>
@@ -2642,11 +2666,13 @@
     </w:p>
     <w:p>
       <w:pPr>
-        <w:spacing w:after="0" w:line="240" w:lineRule="auto"/>
-        <w:rPr>
-          <w:rFonts w:ascii="Times New Roman" w:eastAsia="Times New Roman" w:hAnsi="Times New Roman" w:cs="Times New Roman"/>
-          <w:sz w:val="40"/>
-          <w:szCs w:val="40"/>
+        <w:bidi/>
+        <w:spacing w:after="0" w:line="240" w:lineRule="auto"/>
+        <w:rPr>
+          <w:rFonts w:ascii="Times New Roman" w:eastAsia="Times New Roman" w:hAnsi="Times New Roman" w:cs="Times New Roman"/>
+          <w:sz w:val="52"/>
+          <w:szCs w:val="52"/>
+          <w:rtl/>
         </w:rPr>
       </w:pPr>
       <w:r>
@@ -2686,41 +2712,775 @@
     </w:p>
     <w:p>
       <w:pPr>
-        <w:spacing w:after="0" w:line="240" w:lineRule="auto"/>
-        <w:rPr>
-          <w:rFonts w:ascii="Times New Roman" w:eastAsia="Times New Roman" w:hAnsi="Times New Roman" w:cs="Times New Roman"/>
-          <w:sz w:val="40"/>
-          <w:szCs w:val="40"/>
-          <w:rtl/>
-        </w:rPr>
-      </w:pPr>
-    </w:p>
-    <w:p>
-      <w:pPr>
-        <w:spacing w:after="0" w:line="240" w:lineRule="auto"/>
-        <w:rPr>
-          <w:rFonts w:ascii="Times New Roman" w:eastAsia="Times New Roman" w:hAnsi="Times New Roman" w:cs="Times New Roman"/>
-          <w:sz w:val="40"/>
-          <w:szCs w:val="40"/>
-        </w:rPr>
-      </w:pPr>
-    </w:p>
-    <w:p>
-      <w:pPr>
-        <w:spacing w:after="0" w:line="240" w:lineRule="auto"/>
-        <w:rPr>
-          <w:rFonts w:ascii="Times New Roman" w:eastAsia="Times New Roman" w:hAnsi="Times New Roman" w:cs="Times New Roman"/>
-          <w:sz w:val="52"/>
-          <w:szCs w:val="52"/>
-        </w:rPr>
-      </w:pPr>
-      <w:r>
-        <w:rPr>
-          <w:rFonts w:ascii="Times New Roman" w:eastAsia="Times New Roman" w:hAnsi="Times New Roman" w:cs="Times New Roman"/>
-          <w:sz w:val="52"/>
-          <w:szCs w:val="52"/>
-        </w:rPr>
-        <w:t xml:space="preserve">3. </w:t>
+        <w:bidi/>
+        <w:spacing w:after="0" w:line="240" w:lineRule="auto"/>
+        <w:rPr>
+          <w:rFonts w:ascii="Times New Roman" w:eastAsia="Times New Roman" w:hAnsi="Times New Roman" w:cs="Times New Roman"/>
+          <w:sz w:val="52"/>
+          <w:szCs w:val="52"/>
+          <w:rtl/>
+        </w:rPr>
+      </w:pPr>
+    </w:p>
+    <w:p>
+      <w:pPr>
+        <w:bidi/>
+        <w:spacing w:after="0" w:line="240" w:lineRule="auto"/>
+        <w:rPr>
+          <w:rFonts w:ascii="Times New Roman" w:eastAsia="Times New Roman" w:hAnsi="Times New Roman" w:cs="Times New Roman"/>
+          <w:sz w:val="52"/>
+          <w:szCs w:val="52"/>
+          <w:rtl/>
+        </w:rPr>
+      </w:pPr>
+    </w:p>
+    <w:p>
+      <w:pPr>
+        <w:bidi/>
+        <w:spacing w:after="0" w:line="240" w:lineRule="auto"/>
+        <w:rPr>
+          <w:rFonts w:ascii="Times New Roman" w:eastAsia="Times New Roman" w:hAnsi="Times New Roman" w:cs="Times New Roman"/>
+          <w:sz w:val="52"/>
+          <w:szCs w:val="52"/>
+          <w:rtl/>
+        </w:rPr>
+      </w:pPr>
+    </w:p>
+    <w:p>
+      <w:pPr>
+        <w:bidi/>
+        <w:spacing w:after="0" w:line="240" w:lineRule="auto"/>
+        <w:rPr>
+          <w:rFonts w:ascii="Times New Roman" w:eastAsia="Times New Roman" w:hAnsi="Times New Roman" w:cs="Times New Roman"/>
+          <w:sz w:val="52"/>
+          <w:szCs w:val="52"/>
+          <w:rtl/>
+        </w:rPr>
+      </w:pPr>
+      <w:r>
+        <w:rPr>
+          <w:rFonts w:ascii="Times New Roman" w:eastAsia="Times New Roman" w:hAnsi="Times New Roman" w:cs="Times New Roman" w:hint="cs"/>
+          <w:sz w:val="52"/>
+          <w:szCs w:val="52"/>
+          <w:rtl/>
+        </w:rPr>
+        <w:t>3</w:t>
+      </w:r>
+      <w:r>
+        <w:rPr>
+          <w:rFonts w:ascii="Times New Roman" w:eastAsia="Times New Roman" w:hAnsi="Times New Roman" w:cs="Times New Roman" w:hint="cs"/>
+          <w:sz w:val="52"/>
+          <w:szCs w:val="52"/>
+          <w:rtl/>
+        </w:rPr>
+        <w:t xml:space="preserve"> التنفيذ العملي:</w:t>
+      </w:r>
+    </w:p>
+    <w:p>
+      <w:pPr>
+        <w:bidi/>
+        <w:spacing w:after="0" w:line="240" w:lineRule="auto"/>
+        <w:rPr>
+          <w:rFonts w:ascii="Times New Roman" w:eastAsia="Times New Roman" w:hAnsi="Times New Roman" w:cs="Times New Roman"/>
+          <w:sz w:val="40"/>
+          <w:szCs w:val="40"/>
+        </w:rPr>
+      </w:pPr>
+      <w:r>
+        <w:rPr>
+          <w:rFonts w:ascii="Times New Roman" w:eastAsia="Times New Roman" w:hAnsi="Times New Roman" w:cs="Times New Roman" w:hint="cs"/>
+          <w:sz w:val="52"/>
+          <w:szCs w:val="52"/>
+          <w:rtl/>
+        </w:rPr>
+        <w:t>1</w:t>
+      </w:r>
+      <w:r>
+        <w:rPr>
+          <w:rFonts w:ascii="Times New Roman" w:eastAsia="Times New Roman" w:hAnsi="Times New Roman" w:cs="Times New Roman" w:hint="cs"/>
+          <w:sz w:val="40"/>
+          <w:szCs w:val="40"/>
+          <w:rtl/>
+        </w:rPr>
+        <w:t xml:space="preserve"> </w:t>
+      </w:r>
+      <w:r>
+        <w:rPr>
+          <w:rFonts w:ascii="Times New Roman" w:eastAsia="Times New Roman" w:hAnsi="Times New Roman" w:cs="Times New Roman" w:hint="cs"/>
+          <w:sz w:val="40"/>
+          <w:szCs w:val="40"/>
+          <w:rtl/>
+        </w:rPr>
+        <w:t>التجهيز: تفعي</w:t>
+      </w:r>
+      <w:r>
+        <w:rPr>
+          <w:rFonts w:ascii="Times New Roman" w:eastAsia="Times New Roman" w:hAnsi="Times New Roman" w:cs="Times New Roman" w:hint="cs"/>
+          <w:sz w:val="40"/>
+          <w:szCs w:val="40"/>
+          <w:rtl/>
+          <w:lang w:bidi="ar-SY"/>
+        </w:rPr>
+        <w:t>ل</w:t>
+      </w:r>
+      <w:r>
+        <w:rPr>
+          <w:rFonts w:ascii="Times New Roman" w:eastAsia="Times New Roman" w:hAnsi="Times New Roman" w:cs="Times New Roman" w:hint="cs"/>
+          <w:sz w:val="40"/>
+          <w:szCs w:val="40"/>
+          <w:rtl/>
+        </w:rPr>
+        <w:t xml:space="preserve"> ال </w:t>
+      </w:r>
+      <w:proofErr w:type="spellStart"/>
+      <w:r>
+        <w:rPr>
+          <w:rFonts w:ascii="Times New Roman" w:eastAsia="Times New Roman" w:hAnsi="Times New Roman" w:cs="Times New Roman"/>
+          <w:sz w:val="40"/>
+          <w:szCs w:val="40"/>
+        </w:rPr>
+        <w:t>vpn</w:t>
+      </w:r>
+      <w:proofErr w:type="spellEnd"/>
+      <w:r>
+        <w:rPr>
+          <w:rFonts w:ascii="Times New Roman" w:eastAsia="Times New Roman" w:hAnsi="Times New Roman" w:cs="Times New Roman" w:hint="cs"/>
+          <w:sz w:val="40"/>
+          <w:szCs w:val="40"/>
+          <w:rtl/>
+        </w:rPr>
+        <w:t xml:space="preserve">على جهاز السيرفر ووضع </w:t>
+      </w:r>
+      <w:proofErr w:type="gramStart"/>
+      <w:r>
+        <w:rPr>
+          <w:rFonts w:ascii="Times New Roman" w:eastAsia="Times New Roman" w:hAnsi="Times New Roman" w:cs="Times New Roman" w:hint="cs"/>
+          <w:sz w:val="40"/>
+          <w:szCs w:val="40"/>
+          <w:rtl/>
+        </w:rPr>
+        <w:t>ال</w:t>
+      </w:r>
+      <w:r>
+        <w:rPr>
+          <w:rFonts w:ascii="Times New Roman" w:eastAsia="Times New Roman" w:hAnsi="Times New Roman" w:cs="Times New Roman"/>
+          <w:sz w:val="40"/>
+          <w:szCs w:val="40"/>
+        </w:rPr>
+        <w:t>API</w:t>
+      </w:r>
+      <w:proofErr w:type="gramEnd"/>
+      <w:r>
+        <w:rPr>
+          <w:rFonts w:ascii="Times New Roman" w:eastAsia="Times New Roman" w:hAnsi="Times New Roman" w:cs="Times New Roman"/>
+          <w:sz w:val="40"/>
+          <w:szCs w:val="40"/>
+        </w:rPr>
+        <w:t xml:space="preserve"> Key</w:t>
+      </w:r>
+    </w:p>
+    <w:p>
+      <w:pPr>
+        <w:bidi/>
+        <w:spacing w:after="0" w:line="240" w:lineRule="auto"/>
+        <w:rPr>
+          <w:rFonts w:ascii="Times New Roman" w:eastAsia="Times New Roman" w:hAnsi="Times New Roman" w:cs="Times New Roman" w:hint="cs"/>
+          <w:sz w:val="40"/>
+          <w:szCs w:val="40"/>
+          <w:rtl/>
+          <w:lang w:bidi="ar-SY"/>
+        </w:rPr>
+      </w:pPr>
+      <w:r>
+        <w:rPr>
+          <w:rFonts w:ascii="Times New Roman" w:eastAsia="Times New Roman" w:hAnsi="Times New Roman" w:cs="Times New Roman"/>
+          <w:sz w:val="40"/>
+          <w:szCs w:val="40"/>
+        </w:rPr>
+        <w:t xml:space="preserve">2 </w:t>
+      </w:r>
+      <w:r>
+        <w:rPr>
+          <w:rFonts w:ascii="Times New Roman" w:eastAsia="Times New Roman" w:hAnsi="Times New Roman" w:cs="Times New Roman" w:hint="cs"/>
+          <w:sz w:val="40"/>
+          <w:szCs w:val="40"/>
+          <w:rtl/>
+          <w:lang w:bidi="ar-SY"/>
+        </w:rPr>
+        <w:t xml:space="preserve">تشغيل السيرفر: تنفيذ </w:t>
+      </w:r>
+      <w:r>
+        <w:rPr>
+          <w:rFonts w:ascii="Times New Roman" w:eastAsia="Times New Roman" w:hAnsi="Times New Roman" w:cs="Times New Roman"/>
+          <w:sz w:val="40"/>
+          <w:szCs w:val="40"/>
+          <w:lang w:bidi="ar-SY"/>
+        </w:rPr>
+        <w:t>server.py</w:t>
+      </w:r>
+      <w:r>
+        <w:rPr>
+          <w:rFonts w:ascii="Times New Roman" w:eastAsia="Times New Roman" w:hAnsi="Times New Roman" w:cs="Times New Roman" w:hint="cs"/>
+          <w:sz w:val="40"/>
+          <w:szCs w:val="40"/>
+          <w:rtl/>
+          <w:lang w:bidi="ar-SY"/>
+        </w:rPr>
+        <w:t>وانتظار رسالة الاستماع</w:t>
+      </w:r>
+    </w:p>
+    <w:p>
+      <w:pPr>
+        <w:bidi/>
+        <w:spacing w:after="0" w:line="240" w:lineRule="auto"/>
+        <w:rPr>
+          <w:rFonts w:ascii="Times New Roman" w:eastAsia="Times New Roman" w:hAnsi="Times New Roman" w:cs="Times New Roman" w:hint="cs"/>
+          <w:sz w:val="40"/>
+          <w:szCs w:val="40"/>
+          <w:rtl/>
+          <w:lang w:bidi="ar-SY"/>
+        </w:rPr>
+      </w:pPr>
+      <w:r>
+        <w:rPr>
+          <w:rFonts w:ascii="Times New Roman" w:eastAsia="Times New Roman" w:hAnsi="Times New Roman" w:cs="Times New Roman" w:hint="cs"/>
+          <w:sz w:val="40"/>
+          <w:szCs w:val="40"/>
+          <w:rtl/>
+          <w:lang w:bidi="ar-SY"/>
+        </w:rPr>
+        <w:t xml:space="preserve">3 الربط الشبكي: توصيل العميل بنفس الشبكة وإدخال </w:t>
+      </w:r>
+      <w:proofErr w:type="gramStart"/>
+      <w:r>
+        <w:rPr>
+          <w:rFonts w:ascii="Times New Roman" w:eastAsia="Times New Roman" w:hAnsi="Times New Roman" w:cs="Times New Roman" w:hint="cs"/>
+          <w:sz w:val="40"/>
+          <w:szCs w:val="40"/>
+          <w:rtl/>
+          <w:lang w:bidi="ar-SY"/>
+        </w:rPr>
+        <w:t>ال</w:t>
+      </w:r>
+      <w:r>
+        <w:rPr>
+          <w:rFonts w:ascii="Times New Roman" w:eastAsia="Times New Roman" w:hAnsi="Times New Roman" w:cs="Times New Roman"/>
+          <w:sz w:val="40"/>
+          <w:szCs w:val="40"/>
+          <w:lang w:bidi="ar-SY"/>
+        </w:rPr>
+        <w:t>IP</w:t>
+      </w:r>
+      <w:r>
+        <w:rPr>
+          <w:rFonts w:ascii="Times New Roman" w:eastAsia="Times New Roman" w:hAnsi="Times New Roman" w:cs="Times New Roman" w:hint="cs"/>
+          <w:sz w:val="40"/>
+          <w:szCs w:val="40"/>
+          <w:rtl/>
+          <w:lang w:bidi="ar-SY"/>
+        </w:rPr>
+        <w:t>السيرفر</w:t>
+      </w:r>
+      <w:proofErr w:type="gramEnd"/>
+    </w:p>
+    <w:p>
+      <w:pPr>
+        <w:bidi/>
+        <w:spacing w:after="0" w:line="240" w:lineRule="auto"/>
+        <w:rPr>
+          <w:rFonts w:ascii="Times New Roman" w:eastAsia="Times New Roman" w:hAnsi="Times New Roman" w:cs="Times New Roman" w:hint="cs"/>
+          <w:sz w:val="40"/>
+          <w:szCs w:val="40"/>
+          <w:rtl/>
+          <w:lang w:bidi="ar-SY"/>
+        </w:rPr>
+      </w:pPr>
+      <w:r>
+        <w:rPr>
+          <w:rFonts w:ascii="Times New Roman" w:eastAsia="Times New Roman" w:hAnsi="Times New Roman" w:cs="Times New Roman" w:hint="cs"/>
+          <w:sz w:val="40"/>
+          <w:szCs w:val="40"/>
+          <w:rtl/>
+          <w:lang w:bidi="ar-SY"/>
+        </w:rPr>
+        <w:t xml:space="preserve">4 التفاعل: كتابة السؤال في </w:t>
+      </w:r>
+      <w:proofErr w:type="gramStart"/>
+      <w:r>
+        <w:rPr>
+          <w:rFonts w:ascii="Times New Roman" w:eastAsia="Times New Roman" w:hAnsi="Times New Roman" w:cs="Times New Roman" w:hint="cs"/>
+          <w:sz w:val="40"/>
+          <w:szCs w:val="40"/>
+          <w:rtl/>
+          <w:lang w:bidi="ar-SY"/>
+        </w:rPr>
+        <w:t>ال</w:t>
+      </w:r>
+      <w:r>
+        <w:rPr>
+          <w:rFonts w:ascii="Times New Roman" w:eastAsia="Times New Roman" w:hAnsi="Times New Roman" w:cs="Times New Roman"/>
+          <w:sz w:val="40"/>
+          <w:szCs w:val="40"/>
+          <w:lang w:bidi="ar-SY"/>
+        </w:rPr>
+        <w:t>GUI</w:t>
+      </w:r>
+      <w:r>
+        <w:rPr>
+          <w:rFonts w:ascii="Times New Roman" w:eastAsia="Times New Roman" w:hAnsi="Times New Roman" w:cs="Times New Roman" w:hint="cs"/>
+          <w:sz w:val="40"/>
+          <w:szCs w:val="40"/>
+          <w:rtl/>
+          <w:lang w:bidi="ar-SY"/>
+        </w:rPr>
+        <w:t>واستلام</w:t>
+      </w:r>
+      <w:proofErr w:type="gramEnd"/>
+      <w:r>
+        <w:rPr>
+          <w:rFonts w:ascii="Times New Roman" w:eastAsia="Times New Roman" w:hAnsi="Times New Roman" w:cs="Times New Roman" w:hint="cs"/>
+          <w:sz w:val="40"/>
+          <w:szCs w:val="40"/>
+          <w:rtl/>
+          <w:lang w:bidi="ar-SY"/>
+        </w:rPr>
+        <w:t xml:space="preserve"> الرد الذكي فورا</w:t>
+      </w:r>
+    </w:p>
+    <w:p>
+      <w:pPr>
+        <w:bidi/>
+        <w:spacing w:after="0" w:line="240" w:lineRule="auto"/>
+        <w:rPr>
+          <w:rFonts w:ascii="Times New Roman" w:eastAsia="Times New Roman" w:hAnsi="Times New Roman" w:cs="Times New Roman"/>
+          <w:sz w:val="40"/>
+          <w:szCs w:val="40"/>
+        </w:rPr>
+      </w:pPr>
+      <w:r>
+        <w:rPr>
+          <w:rFonts w:ascii="Times New Roman" w:eastAsia="Times New Roman" w:hAnsi="Times New Roman" w:cs="Times New Roman"/>
+          <w:noProof/>
+          <w:sz w:val="40"/>
+          <w:szCs w:val="40"/>
+          <w:rtl/>
+        </w:rPr>
+        <w:lastRenderedPageBreak/>
+        <w:drawing>
+          <wp:inline distT="0" distB="0" distL="0" distR="0">
+            <wp:extent cx="5943600" cy="3312683"/>
+            <wp:effectExtent l="0" t="0" r="0" b="2540"/>
+            <wp:docPr id="5" name="صورة 5" descr="C:\Users\Shaam\Downloads\photo_5913271275210084059_w.jpg"/>
+            <wp:cNvGraphicFramePr>
+              <a:graphicFrameLocks xmlns:a="http://schemas.openxmlformats.org/drawingml/2006/main" noChangeAspect="1"/>
+            </wp:cNvGraphicFramePr>
+            <a:graphic xmlns:a="http://schemas.openxmlformats.org/drawingml/2006/main">
+              <a:graphicData uri="http://schemas.openxmlformats.org/drawingml/2006/picture">
+                <pic:pic xmlns:pic="http://schemas.openxmlformats.org/drawingml/2006/picture">
+                  <pic:nvPicPr>
+                    <pic:cNvPr id="0" name="Picture 3" descr="C:\Users\Shaam\Downloads\photo_5913271275210084059_w.jpg"/>
+                    <pic:cNvPicPr>
+                      <a:picLocks noChangeAspect="1" noChangeArrowheads="1"/>
+                    </pic:cNvPicPr>
+                  </pic:nvPicPr>
+                  <pic:blipFill>
+                    <a:blip r:embed="rId6">
+                      <a:extLst>
+                        <a:ext uri="{28A0092B-C50C-407E-A947-70E740481C1C}">
+                          <a14:useLocalDpi xmlns:a14="http://schemas.microsoft.com/office/drawing/2010/main" val="0"/>
+                        </a:ext>
+                      </a:extLst>
+                    </a:blip>
+                    <a:srcRect/>
+                    <a:stretch>
+                      <a:fillRect/>
+                    </a:stretch>
+                  </pic:blipFill>
+                  <pic:spPr bwMode="auto">
+                    <a:xfrm>
+                      <a:off x="0" y="0"/>
+                      <a:ext cx="5943600" cy="3312683"/>
+                    </a:xfrm>
+                    <a:prstGeom prst="rect">
+                      <a:avLst/>
+                    </a:prstGeom>
+                    <a:noFill/>
+                    <a:ln>
+                      <a:noFill/>
+                    </a:ln>
+                  </pic:spPr>
+                </pic:pic>
+              </a:graphicData>
+            </a:graphic>
+          </wp:inline>
+        </w:drawing>
+      </w:r>
+    </w:p>
+    <w:p>
+      <w:pPr>
+        <w:spacing w:after="0" w:line="240" w:lineRule="auto"/>
+        <w:rPr>
+          <w:rFonts w:ascii="Times New Roman" w:eastAsia="Times New Roman" w:hAnsi="Times New Roman" w:cs="Times New Roman"/>
+          <w:sz w:val="40"/>
+          <w:szCs w:val="40"/>
+          <w:rtl/>
+        </w:rPr>
+      </w:pPr>
+      <w:r>
+        <w:rPr>
+          <w:rFonts w:ascii="Times New Roman" w:eastAsia="Times New Roman" w:hAnsi="Times New Roman" w:cs="Times New Roman"/>
+          <w:noProof/>
+          <w:sz w:val="40"/>
+          <w:szCs w:val="40"/>
+        </w:rPr>
+        <w:drawing>
+          <wp:inline distT="0" distB="0" distL="0" distR="0">
+            <wp:extent cx="5943600" cy="3356993"/>
+            <wp:effectExtent l="0" t="0" r="0" b="0"/>
+            <wp:docPr id="4" name="صورة 4" descr="C:\Users\Shaam\Downloads\photo_5913271275210084066_w.jpg"/>
+            <wp:cNvGraphicFramePr>
+              <a:graphicFrameLocks xmlns:a="http://schemas.openxmlformats.org/drawingml/2006/main" noChangeAspect="1"/>
+            </wp:cNvGraphicFramePr>
+            <a:graphic xmlns:a="http://schemas.openxmlformats.org/drawingml/2006/main">
+              <a:graphicData uri="http://schemas.openxmlformats.org/drawingml/2006/picture">
+                <pic:pic xmlns:pic="http://schemas.openxmlformats.org/drawingml/2006/picture">
+                  <pic:nvPicPr>
+                    <pic:cNvPr id="0" name="Picture 2" descr="C:\Users\Shaam\Downloads\photo_5913271275210084066_w.jpg"/>
+                    <pic:cNvPicPr>
+                      <a:picLocks noChangeAspect="1" noChangeArrowheads="1"/>
+                    </pic:cNvPicPr>
+                  </pic:nvPicPr>
+                  <pic:blipFill>
+                    <a:blip r:embed="rId7">
+                      <a:extLst>
+                        <a:ext uri="{28A0092B-C50C-407E-A947-70E740481C1C}">
+                          <a14:useLocalDpi xmlns:a14="http://schemas.microsoft.com/office/drawing/2010/main" val="0"/>
+                        </a:ext>
+                      </a:extLst>
+                    </a:blip>
+                    <a:srcRect/>
+                    <a:stretch>
+                      <a:fillRect/>
+                    </a:stretch>
+                  </pic:blipFill>
+                  <pic:spPr bwMode="auto">
+                    <a:xfrm>
+                      <a:off x="0" y="0"/>
+                      <a:ext cx="5943600" cy="3356993"/>
+                    </a:xfrm>
+                    <a:prstGeom prst="rect">
+                      <a:avLst/>
+                    </a:prstGeom>
+                    <a:noFill/>
+                    <a:ln>
+                      <a:noFill/>
+                    </a:ln>
+                  </pic:spPr>
+                </pic:pic>
+              </a:graphicData>
+            </a:graphic>
+          </wp:inline>
+        </w:drawing>
+      </w:r>
+    </w:p>
+    <w:p>
+      <w:pPr>
+        <w:spacing w:after="0" w:line="240" w:lineRule="auto"/>
+        <w:rPr>
+          <w:rFonts w:ascii="Times New Roman" w:eastAsia="Times New Roman" w:hAnsi="Times New Roman" w:cs="Times New Roman"/>
+          <w:sz w:val="52"/>
+          <w:szCs w:val="52"/>
+          <w:rtl/>
+        </w:rPr>
+      </w:pPr>
+      <w:r>
+        <w:rPr>
+          <w:rFonts w:ascii="Times New Roman" w:eastAsia="Times New Roman" w:hAnsi="Times New Roman" w:cs="Times New Roman"/>
+          <w:noProof/>
+          <w:sz w:val="40"/>
+          <w:szCs w:val="40"/>
+        </w:rPr>
+        <w:lastRenderedPageBreak/>
+        <w:drawing>
+          <wp:inline distT="0" distB="0" distL="0" distR="0">
+            <wp:extent cx="5943600" cy="3347006"/>
+            <wp:effectExtent l="0" t="0" r="0" b="6350"/>
+            <wp:docPr id="3" name="صورة 3" descr="C:\Users\Shaam\Downloads\photo_5913271275210084067_w.jpg"/>
+            <wp:cNvGraphicFramePr>
+              <a:graphicFrameLocks xmlns:a="http://schemas.openxmlformats.org/drawingml/2006/main" noChangeAspect="1"/>
+            </wp:cNvGraphicFramePr>
+            <a:graphic xmlns:a="http://schemas.openxmlformats.org/drawingml/2006/main">
+              <a:graphicData uri="http://schemas.openxmlformats.org/drawingml/2006/picture">
+                <pic:pic xmlns:pic="http://schemas.openxmlformats.org/drawingml/2006/picture">
+                  <pic:nvPicPr>
+                    <pic:cNvPr id="0" name="Picture 1" descr="C:\Users\Shaam\Downloads\photo_5913271275210084067_w.jpg"/>
+                    <pic:cNvPicPr>
+                      <a:picLocks noChangeAspect="1" noChangeArrowheads="1"/>
+                    </pic:cNvPicPr>
+                  </pic:nvPicPr>
+                  <pic:blipFill>
+                    <a:blip r:embed="rId8">
+                      <a:extLst>
+                        <a:ext uri="{28A0092B-C50C-407E-A947-70E740481C1C}">
+                          <a14:useLocalDpi xmlns:a14="http://schemas.microsoft.com/office/drawing/2010/main" val="0"/>
+                        </a:ext>
+                      </a:extLst>
+                    </a:blip>
+                    <a:srcRect/>
+                    <a:stretch>
+                      <a:fillRect/>
+                    </a:stretch>
+                  </pic:blipFill>
+                  <pic:spPr bwMode="auto">
+                    <a:xfrm>
+                      <a:off x="0" y="0"/>
+                      <a:ext cx="5943600" cy="3347006"/>
+                    </a:xfrm>
+                    <a:prstGeom prst="rect">
+                      <a:avLst/>
+                    </a:prstGeom>
+                    <a:noFill/>
+                    <a:ln>
+                      <a:noFill/>
+                    </a:ln>
+                  </pic:spPr>
+                </pic:pic>
+              </a:graphicData>
+            </a:graphic>
+          </wp:inline>
+        </w:drawing>
+      </w:r>
+    </w:p>
+    <w:p>
+      <w:pPr>
+        <w:bidi/>
+        <w:spacing w:after="0" w:line="240" w:lineRule="auto"/>
+        <w:rPr>
+          <w:rFonts w:ascii="Times New Roman" w:eastAsia="Times New Roman" w:hAnsi="Times New Roman" w:cs="Times New Roman"/>
+          <w:sz w:val="52"/>
+          <w:szCs w:val="52"/>
+          <w:rtl/>
+        </w:rPr>
+      </w:pPr>
+      <w:r>
+        <w:rPr>
+          <w:rFonts w:ascii="Times New Roman" w:eastAsia="Times New Roman" w:hAnsi="Times New Roman" w:cs="Times New Roman" w:hint="cs"/>
+          <w:sz w:val="52"/>
+          <w:szCs w:val="52"/>
+          <w:rtl/>
+        </w:rPr>
+        <w:t>4 الخلاصة والتطوير المستقبلي:</w:t>
+      </w:r>
+    </w:p>
+    <w:p>
+      <w:pPr>
+        <w:bidi/>
+        <w:spacing w:after="0" w:line="240" w:lineRule="auto"/>
+        <w:rPr>
+          <w:rFonts w:ascii="Times New Roman" w:eastAsia="Times New Roman" w:hAnsi="Times New Roman" w:cs="Times New Roman"/>
+          <w:sz w:val="52"/>
+          <w:szCs w:val="52"/>
+          <w:rtl/>
+        </w:rPr>
+      </w:pPr>
+    </w:p>
+    <w:p>
+      <w:pPr>
+        <w:bidi/>
+        <w:spacing w:after="0" w:line="240" w:lineRule="auto"/>
+        <w:rPr>
+          <w:rFonts w:ascii="Times New Roman" w:eastAsia="Times New Roman" w:hAnsi="Times New Roman" w:cs="Times New Roman"/>
+          <w:sz w:val="40"/>
+          <w:szCs w:val="40"/>
+          <w:rtl/>
+        </w:rPr>
+      </w:pPr>
+      <w:r>
+        <w:rPr>
+          <w:rFonts w:ascii="Times New Roman" w:eastAsia="Times New Roman" w:hAnsi="Times New Roman" w:cs="Times New Roman" w:hint="cs"/>
+          <w:sz w:val="48"/>
+          <w:szCs w:val="48"/>
+          <w:rtl/>
+        </w:rPr>
+        <w:t>اهم الإنجازات</w:t>
+      </w:r>
+      <w:r>
+        <w:rPr>
+          <w:rFonts w:ascii="Times New Roman" w:eastAsia="Times New Roman" w:hAnsi="Times New Roman" w:cs="Times New Roman" w:hint="cs"/>
+          <w:sz w:val="52"/>
+          <w:szCs w:val="52"/>
+          <w:rtl/>
+        </w:rPr>
+        <w:t xml:space="preserve">: </w:t>
+      </w:r>
+      <w:r>
+        <w:rPr>
+          <w:rFonts w:ascii="Times New Roman" w:eastAsia="Times New Roman" w:hAnsi="Times New Roman" w:cs="Times New Roman" w:hint="cs"/>
+          <w:sz w:val="40"/>
+          <w:szCs w:val="40"/>
+          <w:rtl/>
+        </w:rPr>
+        <w:t>بناء نظام متكامل يعالج المشاكل التقنية بذكاء عبر الشبكة</w:t>
+      </w:r>
+    </w:p>
+    <w:p>
+      <w:pPr>
+        <w:bidi/>
+        <w:spacing w:after="0" w:line="240" w:lineRule="auto"/>
+        <w:rPr>
+          <w:rFonts w:ascii="Times New Roman" w:eastAsia="Times New Roman" w:hAnsi="Times New Roman" w:cs="Times New Roman"/>
+          <w:sz w:val="40"/>
+          <w:szCs w:val="40"/>
+          <w:rtl/>
+        </w:rPr>
+      </w:pPr>
+      <w:proofErr w:type="spellStart"/>
+      <w:proofErr w:type="gramStart"/>
+      <w:r>
+        <w:rPr>
+          <w:rFonts w:ascii="Times New Roman" w:eastAsia="Times New Roman" w:hAnsi="Times New Roman" w:cs="Times New Roman" w:hint="cs"/>
+          <w:sz w:val="48"/>
+          <w:szCs w:val="48"/>
+          <w:rtl/>
+        </w:rPr>
+        <w:t>التحديات:</w:t>
+      </w:r>
+      <w:r>
+        <w:rPr>
+          <w:rFonts w:ascii="Times New Roman" w:eastAsia="Times New Roman" w:hAnsi="Times New Roman" w:cs="Times New Roman" w:hint="cs"/>
+          <w:sz w:val="40"/>
+          <w:szCs w:val="40"/>
+          <w:rtl/>
+        </w:rPr>
+        <w:t>القيود</w:t>
+      </w:r>
+      <w:proofErr w:type="spellEnd"/>
+      <w:proofErr w:type="gramEnd"/>
+      <w:r>
+        <w:rPr>
+          <w:rFonts w:ascii="Times New Roman" w:eastAsia="Times New Roman" w:hAnsi="Times New Roman" w:cs="Times New Roman" w:hint="cs"/>
+          <w:sz w:val="40"/>
+          <w:szCs w:val="40"/>
+          <w:rtl/>
+        </w:rPr>
+        <w:t xml:space="preserve"> الجغرافية وتوافق إصدارات المكتبات البرمجية</w:t>
+      </w:r>
+    </w:p>
+    <w:p>
+      <w:pPr>
+        <w:bidi/>
+        <w:spacing w:after="0" w:line="240" w:lineRule="auto"/>
+        <w:rPr>
+          <w:rFonts w:ascii="Times New Roman" w:eastAsia="Times New Roman" w:hAnsi="Times New Roman" w:cs="Times New Roman"/>
+          <w:sz w:val="40"/>
+          <w:szCs w:val="40"/>
+          <w:rtl/>
+          <w:lang w:bidi="ar-SY"/>
+        </w:rPr>
+      </w:pPr>
+      <w:r>
+        <w:rPr>
+          <w:rFonts w:ascii="Times New Roman" w:eastAsia="Times New Roman" w:hAnsi="Times New Roman" w:cs="Times New Roman" w:hint="cs"/>
+          <w:sz w:val="48"/>
+          <w:szCs w:val="48"/>
+          <w:rtl/>
+        </w:rPr>
+        <w:t>المستقبل:</w:t>
+      </w:r>
+      <w:r>
+        <w:rPr>
+          <w:rFonts w:ascii="Times New Roman" w:eastAsia="Times New Roman" w:hAnsi="Times New Roman" w:cs="Times New Roman" w:hint="cs"/>
+          <w:sz w:val="40"/>
+          <w:szCs w:val="40"/>
+          <w:rtl/>
+        </w:rPr>
+        <w:t xml:space="preserve"> بناء واجهة ويب واستخدام </w:t>
+      </w:r>
+      <w:r>
+        <w:rPr>
+          <w:rFonts w:ascii="Times New Roman" w:eastAsia="Times New Roman" w:hAnsi="Times New Roman" w:cs="Times New Roman"/>
+          <w:sz w:val="40"/>
+          <w:szCs w:val="40"/>
+        </w:rPr>
+        <w:t>SQL</w:t>
+      </w:r>
+      <w:r>
+        <w:rPr>
+          <w:rFonts w:ascii="Times New Roman" w:eastAsia="Times New Roman" w:hAnsi="Times New Roman" w:cs="Times New Roman" w:hint="cs"/>
+          <w:sz w:val="40"/>
+          <w:szCs w:val="40"/>
+          <w:rtl/>
+          <w:lang w:bidi="ar-SY"/>
+        </w:rPr>
+        <w:t xml:space="preserve"> لحفظ المحادثات بشكل دائم</w:t>
+      </w:r>
+    </w:p>
+    <w:p>
+      <w:pPr>
+        <w:bidi/>
+        <w:spacing w:after="0" w:line="240" w:lineRule="auto"/>
+        <w:rPr>
+          <w:rFonts w:ascii="Times New Roman" w:eastAsia="Times New Roman" w:hAnsi="Times New Roman" w:cs="Times New Roman"/>
+          <w:sz w:val="40"/>
+          <w:szCs w:val="40"/>
+          <w:rtl/>
+          <w:lang w:bidi="ar-SY"/>
+        </w:rPr>
+      </w:pPr>
+      <w:r>
+        <w:rPr>
+          <w:rFonts w:ascii="Times New Roman" w:eastAsia="Times New Roman" w:hAnsi="Times New Roman" w:cs="Times New Roman" w:hint="cs"/>
+          <w:sz w:val="48"/>
+          <w:szCs w:val="48"/>
+          <w:rtl/>
+          <w:lang w:bidi="ar-SY"/>
+        </w:rPr>
+        <w:t xml:space="preserve">الدرس المستفاد: </w:t>
+      </w:r>
+      <w:r>
+        <w:rPr>
+          <w:rFonts w:ascii="Times New Roman" w:eastAsia="Times New Roman" w:hAnsi="Times New Roman" w:cs="Times New Roman" w:hint="cs"/>
+          <w:sz w:val="40"/>
+          <w:szCs w:val="40"/>
+          <w:rtl/>
+          <w:lang w:bidi="ar-SY"/>
+        </w:rPr>
+        <w:t xml:space="preserve">تعلم كيفية ربط الشبكات بالذكاء الاصطناعي وإدارة المشاريع برمجيا </w:t>
+      </w:r>
+    </w:p>
+    <w:p>
+      <w:pPr>
+        <w:bidi/>
+        <w:spacing w:after="0" w:line="240" w:lineRule="auto"/>
+        <w:rPr>
+          <w:rFonts w:ascii="Times New Roman" w:eastAsia="Times New Roman" w:hAnsi="Times New Roman" w:cs="Times New Roman" w:hint="cs"/>
+          <w:sz w:val="48"/>
+          <w:szCs w:val="48"/>
+          <w:rtl/>
+          <w:lang w:bidi="ar-SY"/>
+        </w:rPr>
+      </w:pPr>
+      <w:bookmarkStart w:id="0" w:name="_GoBack"/>
+      <w:bookmarkEnd w:id="0"/>
+    </w:p>
+    <w:p>
+      <w:pPr>
+        <w:bidi/>
+        <w:spacing w:after="0" w:line="240" w:lineRule="auto"/>
+        <w:rPr>
+          <w:rFonts w:ascii="Times New Roman" w:eastAsia="Times New Roman" w:hAnsi="Times New Roman" w:cs="Times New Roman"/>
+          <w:sz w:val="52"/>
+          <w:szCs w:val="52"/>
+        </w:rPr>
+      </w:pPr>
+      <w:r>
+        <w:rPr>
+          <w:rFonts w:ascii="Times New Roman" w:eastAsia="Times New Roman" w:hAnsi="Times New Roman" w:cs="Times New Roman" w:hint="cs"/>
+          <w:sz w:val="52"/>
+          <w:szCs w:val="52"/>
+          <w:rtl/>
+        </w:rPr>
+        <w:t xml:space="preserve"> 5 </w:t>
       </w:r>
       <w:r>
         <w:rPr>
@@ -2783,7 +3543,7 @@
         </w:rPr>
         <w:t xml:space="preserve">رابط المستودع </w:t>
       </w:r>
-      <w:hyperlink r:id="rId6" w:history="1">
+      <w:hyperlink r:id="rId9" w:history="1">
         <w:r>
           <w:rPr>
             <w:rStyle w:val="Hyperlink"/>
@@ -2802,8 +3562,6 @@
         </w:rPr>
         <w:t xml:space="preserve"> </w:t>
       </w:r>
-      <w:bookmarkStart w:id="0" w:name="_GoBack"/>
-      <w:bookmarkEnd w:id="0"/>
     </w:p>
     <w:sectPr>
       <w:pgSz w:w="12240" w:h="15840"/>
